--- a/project2/Report-1.docx
+++ b/project2/Report-1.docx
@@ -4,55 +4,326 @@
   <w:body>
     <w:p>
       <w:pPr>
-        <w:rPr>
+        <w:spacing w:line="360" w:lineRule="auto"/>
+        <w:jc w:val="both"/>
+        <w:rPr>
+          <w:rFonts w:ascii="Times New Roman" w:hAnsi="Times New Roman" w:cs="Times New Roman"/>
+          <w:sz w:val="22"/>
+          <w:szCs w:val="22"/>
           <w:lang w:val="pt-BR"/>
         </w:rPr>
       </w:pPr>
       <w:r>
         <w:rPr>
+          <w:rFonts w:ascii="Times New Roman" w:hAnsi="Times New Roman" w:cs="Times New Roman"/>
+          <w:sz w:val="22"/>
+          <w:szCs w:val="22"/>
           <w:lang w:val="pt-BR"/>
         </w:rPr>
-        <w:t>Eu escolhi Visit Stockholm porque queria criar um pequeno dataset sobre eventos em Stockholm. Primeiro verifiquei se os eventos estavam no HTML. Depois baixei a página principal, extraí nomes, categorias, datas, locais e links. Como o requisito pedia mais de uma página, usei os links dos eventos para visitar subpáginas e extrair endereço. Depois usei regex para identificar padrões de datas e links, removi duplicados, fiz uma visualização por categoria e usei uma API de geolocalização como enriquecimento opcional</w:t>
-      </w:r>
-      <w:r>
-        <w:rPr>
+        <w:t xml:space="preserve">Eu escolhi </w:t>
+      </w:r>
+      <w:proofErr w:type="spellStart"/>
+      <w:r>
+        <w:rPr>
+          <w:rFonts w:ascii="Times New Roman" w:hAnsi="Times New Roman" w:cs="Times New Roman"/>
+          <w:sz w:val="22"/>
+          <w:szCs w:val="22"/>
           <w:lang w:val="pt-BR"/>
         </w:rPr>
-        <w:t>Você quer criar uma tabela de eventos de Stockholm.</w:t>
-      </w:r>
-    </w:p>
-    <w:p>
-      <w:r>
+        <w:t>Visit</w:t>
+      </w:r>
+      <w:proofErr w:type="spellEnd"/>
+      <w:r>
+        <w:rPr>
+          <w:rFonts w:ascii="Times New Roman" w:hAnsi="Times New Roman" w:cs="Times New Roman"/>
+          <w:sz w:val="22"/>
+          <w:szCs w:val="22"/>
+          <w:lang w:val="pt-BR"/>
+        </w:rPr>
+        <w:t xml:space="preserve"> Stockholm porque queria criar um pequeno </w:t>
+      </w:r>
+      <w:proofErr w:type="spellStart"/>
+      <w:r>
+        <w:rPr>
+          <w:rFonts w:ascii="Times New Roman" w:hAnsi="Times New Roman" w:cs="Times New Roman"/>
+          <w:sz w:val="22"/>
+          <w:szCs w:val="22"/>
+          <w:lang w:val="pt-BR"/>
+        </w:rPr>
+        <w:t>dataset</w:t>
+      </w:r>
+      <w:proofErr w:type="spellEnd"/>
+      <w:r>
+        <w:rPr>
+          <w:rFonts w:ascii="Times New Roman" w:hAnsi="Times New Roman" w:cs="Times New Roman"/>
+          <w:sz w:val="22"/>
+          <w:szCs w:val="22"/>
+          <w:lang w:val="pt-BR"/>
+        </w:rPr>
+        <w:t xml:space="preserve"> sobre eventos em Stockholm. Primeiro verifiquei se os eventos estavam no HTML. Depois baixei a página principal, extraí nomes, categorias, datas, locais e links. Como o requisito pedia mais de uma página, usei os links dos eventos para visitar subpáginas e extrair endereço. Depois usei </w:t>
+      </w:r>
+      <w:proofErr w:type="spellStart"/>
+      <w:r>
+        <w:rPr>
+          <w:rFonts w:ascii="Times New Roman" w:hAnsi="Times New Roman" w:cs="Times New Roman"/>
+          <w:sz w:val="22"/>
+          <w:szCs w:val="22"/>
+          <w:lang w:val="pt-BR"/>
+        </w:rPr>
+        <w:t>regex</w:t>
+      </w:r>
+      <w:proofErr w:type="spellEnd"/>
+      <w:r>
+        <w:rPr>
+          <w:rFonts w:ascii="Times New Roman" w:hAnsi="Times New Roman" w:cs="Times New Roman"/>
+          <w:sz w:val="22"/>
+          <w:szCs w:val="22"/>
+          <w:lang w:val="pt-BR"/>
+        </w:rPr>
+        <w:t xml:space="preserve"> para identificar padrões de datas e links, removi duplicados, fiz uma visualização por categoria e usei uma API de geolocalização como enriquecimento </w:t>
+      </w:r>
+      <w:proofErr w:type="spellStart"/>
+      <w:r>
+        <w:rPr>
+          <w:rFonts w:ascii="Times New Roman" w:hAnsi="Times New Roman" w:cs="Times New Roman"/>
+          <w:sz w:val="22"/>
+          <w:szCs w:val="22"/>
+          <w:lang w:val="pt-BR"/>
+        </w:rPr>
+        <w:t>opcional</w:t>
+      </w:r>
+      <w:r>
+        <w:rPr>
+          <w:rFonts w:ascii="Times New Roman" w:hAnsi="Times New Roman" w:cs="Times New Roman"/>
+          <w:sz w:val="22"/>
+          <w:szCs w:val="22"/>
+          <w:lang w:val="pt-BR"/>
+        </w:rPr>
+        <w:t>Você</w:t>
+      </w:r>
+      <w:proofErr w:type="spellEnd"/>
+      <w:r>
+        <w:rPr>
+          <w:rFonts w:ascii="Times New Roman" w:hAnsi="Times New Roman" w:cs="Times New Roman"/>
+          <w:sz w:val="22"/>
+          <w:szCs w:val="22"/>
+          <w:lang w:val="pt-BR"/>
+        </w:rPr>
+        <w:t xml:space="preserve"> quer criar uma tabela de eventos de Stockholm.</w:t>
+      </w:r>
+    </w:p>
+    <w:p>
+      <w:pPr>
+        <w:spacing w:line="360" w:lineRule="auto"/>
+        <w:jc w:val="both"/>
+        <w:rPr>
+          <w:rFonts w:ascii="Times New Roman" w:hAnsi="Times New Roman" w:cs="Times New Roman"/>
+          <w:sz w:val="22"/>
+          <w:szCs w:val="22"/>
+        </w:rPr>
+      </w:pPr>
+      <w:r>
+        <w:rPr>
+          <w:rFonts w:ascii="Times New Roman" w:hAnsi="Times New Roman" w:cs="Times New Roman"/>
+          <w:sz w:val="22"/>
+          <w:szCs w:val="22"/>
+        </w:rPr>
         <w:t>Tipo:</w:t>
       </w:r>
     </w:p>
     <w:p>
-      <w:r>
-        <w:t>event_name | date | place | category | link</w:t>
-      </w:r>
-    </w:p>
-    <w:p>
-      <w:r>
+      <w:pPr>
+        <w:spacing w:line="360" w:lineRule="auto"/>
+        <w:jc w:val="both"/>
+        <w:rPr>
+          <w:rFonts w:ascii="Times New Roman" w:hAnsi="Times New Roman" w:cs="Times New Roman"/>
+          <w:sz w:val="22"/>
+          <w:szCs w:val="22"/>
+        </w:rPr>
+      </w:pPr>
+      <w:proofErr w:type="spellStart"/>
+      <w:r>
+        <w:rPr>
+          <w:rFonts w:ascii="Times New Roman" w:hAnsi="Times New Roman" w:cs="Times New Roman"/>
+          <w:sz w:val="22"/>
+          <w:szCs w:val="22"/>
+        </w:rPr>
+        <w:t>event_name</w:t>
+      </w:r>
+      <w:proofErr w:type="spellEnd"/>
+      <w:r>
+        <w:rPr>
+          <w:rFonts w:ascii="Times New Roman" w:hAnsi="Times New Roman" w:cs="Times New Roman"/>
+          <w:sz w:val="22"/>
+          <w:szCs w:val="22"/>
+        </w:rPr>
+        <w:t xml:space="preserve"> | date | place | category | link</w:t>
+      </w:r>
+    </w:p>
+    <w:p>
+      <w:pPr>
+        <w:spacing w:line="360" w:lineRule="auto"/>
+        <w:jc w:val="both"/>
+        <w:rPr>
+          <w:rFonts w:ascii="Times New Roman" w:hAnsi="Times New Roman" w:cs="Times New Roman"/>
+          <w:sz w:val="22"/>
+          <w:szCs w:val="22"/>
+        </w:rPr>
+      </w:pPr>
+      <w:r>
+        <w:rPr>
+          <w:rFonts w:ascii="Times New Roman" w:hAnsi="Times New Roman" w:cs="Times New Roman"/>
+          <w:sz w:val="22"/>
+          <w:szCs w:val="22"/>
+        </w:rPr>
         <w:t>During the data cleaning process, I also faced an encoding issue when opening the CSV file in Excel. Some Swedish characters and typographic symbols, such as å, ä, ö, and long dashes, appeared as strange symbols. This happened because the website content was encoded in UTF-8, but Excel did not always interpret the CSV file with the correct character encoding when opening it directly.</w:t>
       </w:r>
     </w:p>
     <w:p>
-      <w:r>
-        <w:t>To understand the problem, I checked the response headers and confirmed that the website returned HTML with UTF-8 encoding. I also used the stringi package to detect the encoding of the raw response content. After that, I made sure to convert the webpage content using encoding = "UTF-8" when reading the HTML in R. However, the issue still appeared when the CSV was opened in Excel, which suggested that the problem was related to how Excel reads CSV files rather than to the scraping itself.</w:t>
-      </w:r>
-    </w:p>
-    <w:p>
-      <w:r>
-        <w:t>To reduce this problem, I saved the final dataset using write_excel_csv() from the readr package. This function is more suitable for CSV files that will be opened in Excel, because it handles UTF-8 encoded text more reliably. This step helped preserve special characters in event names, addresses, and locations, which was important because many event and place names in Stockholm include Swedish characters.</w:t>
-      </w:r>
-    </w:p>
-    <w:p>
-      <w:r>
+      <w:pPr>
+        <w:spacing w:line="360" w:lineRule="auto"/>
+        <w:jc w:val="both"/>
+        <w:rPr>
+          <w:rFonts w:ascii="Times New Roman" w:hAnsi="Times New Roman" w:cs="Times New Roman"/>
+          <w:sz w:val="22"/>
+          <w:szCs w:val="22"/>
+        </w:rPr>
+      </w:pPr>
+      <w:r>
+        <w:rPr>
+          <w:rFonts w:ascii="Times New Roman" w:hAnsi="Times New Roman" w:cs="Times New Roman"/>
+          <w:sz w:val="22"/>
+          <w:szCs w:val="22"/>
+        </w:rPr>
+        <w:t xml:space="preserve">To understand the problem, I checked the response headers and confirmed that the website returned HTML with UTF-8 encoding. I also used the </w:t>
+      </w:r>
+      <w:proofErr w:type="spellStart"/>
+      <w:r>
+        <w:rPr>
+          <w:rFonts w:ascii="Times New Roman" w:hAnsi="Times New Roman" w:cs="Times New Roman"/>
+          <w:sz w:val="22"/>
+          <w:szCs w:val="22"/>
+        </w:rPr>
+        <w:t>stringi</w:t>
+      </w:r>
+      <w:proofErr w:type="spellEnd"/>
+      <w:r>
+        <w:rPr>
+          <w:rFonts w:ascii="Times New Roman" w:hAnsi="Times New Roman" w:cs="Times New Roman"/>
+          <w:sz w:val="22"/>
+          <w:szCs w:val="22"/>
+        </w:rPr>
+        <w:t xml:space="preserve"> package to detect the encoding of the raw response content. After that, I made sure to convert the webpage content using encoding = "UTF-8" when reading the HTML in R. However, the issue still appeared when the CSV was opened in Excel, which suggested that the problem was related to how Excel reads CSV files rather than to the scraping itself.</w:t>
+      </w:r>
+    </w:p>
+    <w:p>
+      <w:pPr>
+        <w:spacing w:line="360" w:lineRule="auto"/>
+        <w:jc w:val="both"/>
+        <w:rPr>
+          <w:rFonts w:ascii="Times New Roman" w:hAnsi="Times New Roman" w:cs="Times New Roman"/>
+          <w:sz w:val="22"/>
+          <w:szCs w:val="22"/>
+        </w:rPr>
+      </w:pPr>
+      <w:r>
+        <w:rPr>
+          <w:rFonts w:ascii="Times New Roman" w:hAnsi="Times New Roman" w:cs="Times New Roman"/>
+          <w:sz w:val="22"/>
+          <w:szCs w:val="22"/>
+        </w:rPr>
+        <w:t xml:space="preserve">To reduce this problem, I saved the final dataset using </w:t>
+      </w:r>
+      <w:proofErr w:type="spellStart"/>
+      <w:r>
+        <w:rPr>
+          <w:rFonts w:ascii="Times New Roman" w:hAnsi="Times New Roman" w:cs="Times New Roman"/>
+          <w:sz w:val="22"/>
+          <w:szCs w:val="22"/>
+        </w:rPr>
+        <w:t>write_excel_</w:t>
+      </w:r>
+      <w:proofErr w:type="gramStart"/>
+      <w:r>
+        <w:rPr>
+          <w:rFonts w:ascii="Times New Roman" w:hAnsi="Times New Roman" w:cs="Times New Roman"/>
+          <w:sz w:val="22"/>
+          <w:szCs w:val="22"/>
+        </w:rPr>
+        <w:t>csv</w:t>
+      </w:r>
+      <w:proofErr w:type="spellEnd"/>
+      <w:r>
+        <w:rPr>
+          <w:rFonts w:ascii="Times New Roman" w:hAnsi="Times New Roman" w:cs="Times New Roman"/>
+          <w:sz w:val="22"/>
+          <w:szCs w:val="22"/>
+        </w:rPr>
+        <w:t>(</w:t>
+      </w:r>
+      <w:proofErr w:type="gramEnd"/>
+      <w:r>
+        <w:rPr>
+          <w:rFonts w:ascii="Times New Roman" w:hAnsi="Times New Roman" w:cs="Times New Roman"/>
+          <w:sz w:val="22"/>
+          <w:szCs w:val="22"/>
+        </w:rPr>
+        <w:t xml:space="preserve">) from the </w:t>
+      </w:r>
+      <w:proofErr w:type="spellStart"/>
+      <w:r>
+        <w:rPr>
+          <w:rFonts w:ascii="Times New Roman" w:hAnsi="Times New Roman" w:cs="Times New Roman"/>
+          <w:sz w:val="22"/>
+          <w:szCs w:val="22"/>
+        </w:rPr>
+        <w:t>readr</w:t>
+      </w:r>
+      <w:proofErr w:type="spellEnd"/>
+      <w:r>
+        <w:rPr>
+          <w:rFonts w:ascii="Times New Roman" w:hAnsi="Times New Roman" w:cs="Times New Roman"/>
+          <w:sz w:val="22"/>
+          <w:szCs w:val="22"/>
+        </w:rPr>
+        <w:t xml:space="preserve"> package. This function is more suitable for CSV files that will be opened in Excel, because it handles UTF-8 encoded text more reliably. This step helped preserve special characters in event names, addresses, and locations, which was important because many event and place names in Stockholm include Swedish characters.</w:t>
+      </w:r>
+    </w:p>
+    <w:p>
+      <w:pPr>
+        <w:spacing w:line="360" w:lineRule="auto"/>
+        <w:jc w:val="both"/>
+        <w:rPr>
+          <w:rFonts w:ascii="Times New Roman" w:hAnsi="Times New Roman" w:cs="Times New Roman"/>
+          <w:sz w:val="22"/>
+          <w:szCs w:val="22"/>
+        </w:rPr>
+      </w:pPr>
+      <w:r>
+        <w:rPr>
+          <w:rFonts w:ascii="Times New Roman" w:hAnsi="Times New Roman" w:cs="Times New Roman"/>
+          <w:sz w:val="22"/>
+          <w:szCs w:val="22"/>
+        </w:rPr>
         <w:t>In this project, this was an important reminder that collecting the data is only one part of the process. It is also necessary to check whether the saved dataset can be opened and read correctly, especially when working with multilingual websites or websites that include non-English characters.</w:t>
       </w:r>
     </w:p>
     <w:p>
-      <w:r>
+      <w:pPr>
+        <w:spacing w:line="360" w:lineRule="auto"/>
+        <w:jc w:val="both"/>
+        <w:rPr>
+          <w:rFonts w:ascii="Times New Roman" w:hAnsi="Times New Roman" w:cs="Times New Roman"/>
+          <w:sz w:val="22"/>
+          <w:szCs w:val="22"/>
+        </w:rPr>
+      </w:pPr>
+      <w:r>
+        <w:rPr>
+          <w:rFonts w:ascii="Times New Roman" w:hAnsi="Times New Roman" w:cs="Times New Roman"/>
+          <w:sz w:val="22"/>
+          <w:szCs w:val="22"/>
+        </w:rPr>
         <w:drawing>
           <wp:inline distT="0" distB="0" distL="0" distR="0" wp14:anchorId="71479193" wp14:editId="2787A21D">
             <wp:extent cx="3114675" cy="837278"/>
@@ -90,105 +361,553 @@
         </w:drawing>
       </w:r>
     </w:p>
-    <w:p/>
-    <w:p/>
-    <w:p/>
-    <w:p/>
-    <w:p/>
-    <w:p/>
-    <w:p/>
-    <w:p/>
-    <w:p/>
-    <w:p/>
-    <w:p/>
-    <w:p/>
-    <w:p/>
-    <w:p/>
-    <w:p/>
-    <w:p/>
-    <w:p/>
-    <w:p>
-      <w:r>
+    <w:p>
+      <w:pPr>
+        <w:spacing w:line="360" w:lineRule="auto"/>
+        <w:jc w:val="both"/>
+        <w:rPr>
+          <w:rFonts w:ascii="Times New Roman" w:hAnsi="Times New Roman" w:cs="Times New Roman"/>
+          <w:sz w:val="22"/>
+          <w:szCs w:val="22"/>
+        </w:rPr>
+      </w:pPr>
+    </w:p>
+    <w:p>
+      <w:pPr>
+        <w:spacing w:line="360" w:lineRule="auto"/>
+        <w:jc w:val="both"/>
+        <w:rPr>
+          <w:rFonts w:ascii="Times New Roman" w:hAnsi="Times New Roman" w:cs="Times New Roman"/>
+          <w:sz w:val="22"/>
+          <w:szCs w:val="22"/>
+        </w:rPr>
+      </w:pPr>
+    </w:p>
+    <w:p>
+      <w:pPr>
+        <w:spacing w:line="360" w:lineRule="auto"/>
+        <w:jc w:val="both"/>
+        <w:rPr>
+          <w:rFonts w:ascii="Times New Roman" w:hAnsi="Times New Roman" w:cs="Times New Roman"/>
+          <w:sz w:val="22"/>
+          <w:szCs w:val="22"/>
+        </w:rPr>
+      </w:pPr>
+    </w:p>
+    <w:p>
+      <w:pPr>
+        <w:spacing w:line="360" w:lineRule="auto"/>
+        <w:jc w:val="both"/>
+        <w:rPr>
+          <w:rFonts w:ascii="Times New Roman" w:hAnsi="Times New Roman" w:cs="Times New Roman"/>
+          <w:sz w:val="22"/>
+          <w:szCs w:val="22"/>
+        </w:rPr>
+      </w:pPr>
+    </w:p>
+    <w:p>
+      <w:pPr>
+        <w:spacing w:line="360" w:lineRule="auto"/>
+        <w:jc w:val="both"/>
+        <w:rPr>
+          <w:rFonts w:ascii="Times New Roman" w:hAnsi="Times New Roman" w:cs="Times New Roman"/>
+          <w:sz w:val="22"/>
+          <w:szCs w:val="22"/>
+        </w:rPr>
+      </w:pPr>
+    </w:p>
+    <w:p>
+      <w:pPr>
+        <w:spacing w:line="360" w:lineRule="auto"/>
+        <w:jc w:val="both"/>
+        <w:rPr>
+          <w:rFonts w:ascii="Times New Roman" w:hAnsi="Times New Roman" w:cs="Times New Roman"/>
+          <w:sz w:val="22"/>
+          <w:szCs w:val="22"/>
+        </w:rPr>
+      </w:pPr>
+    </w:p>
+    <w:p>
+      <w:pPr>
+        <w:spacing w:line="360" w:lineRule="auto"/>
+        <w:jc w:val="both"/>
+        <w:rPr>
+          <w:rFonts w:ascii="Times New Roman" w:hAnsi="Times New Roman" w:cs="Times New Roman"/>
+          <w:sz w:val="22"/>
+          <w:szCs w:val="22"/>
+        </w:rPr>
+      </w:pPr>
+    </w:p>
+    <w:p>
+      <w:pPr>
+        <w:spacing w:line="360" w:lineRule="auto"/>
+        <w:jc w:val="both"/>
+        <w:rPr>
+          <w:rFonts w:ascii="Times New Roman" w:hAnsi="Times New Roman" w:cs="Times New Roman"/>
+          <w:sz w:val="22"/>
+          <w:szCs w:val="22"/>
+        </w:rPr>
+      </w:pPr>
+    </w:p>
+    <w:p>
+      <w:pPr>
+        <w:spacing w:line="360" w:lineRule="auto"/>
+        <w:jc w:val="both"/>
+        <w:rPr>
+          <w:rFonts w:ascii="Times New Roman" w:hAnsi="Times New Roman" w:cs="Times New Roman"/>
+          <w:sz w:val="22"/>
+          <w:szCs w:val="22"/>
+        </w:rPr>
+      </w:pPr>
+    </w:p>
+    <w:p>
+      <w:pPr>
+        <w:spacing w:line="360" w:lineRule="auto"/>
+        <w:jc w:val="both"/>
+        <w:rPr>
+          <w:rFonts w:ascii="Times New Roman" w:hAnsi="Times New Roman" w:cs="Times New Roman"/>
+          <w:sz w:val="22"/>
+          <w:szCs w:val="22"/>
+        </w:rPr>
+      </w:pPr>
+    </w:p>
+    <w:p>
+      <w:pPr>
+        <w:spacing w:line="360" w:lineRule="auto"/>
+        <w:jc w:val="both"/>
+        <w:rPr>
+          <w:rFonts w:ascii="Times New Roman" w:hAnsi="Times New Roman" w:cs="Times New Roman"/>
+          <w:sz w:val="22"/>
+          <w:szCs w:val="22"/>
+        </w:rPr>
+      </w:pPr>
+    </w:p>
+    <w:p>
+      <w:pPr>
+        <w:spacing w:line="360" w:lineRule="auto"/>
+        <w:jc w:val="both"/>
+        <w:rPr>
+          <w:rFonts w:ascii="Times New Roman" w:hAnsi="Times New Roman" w:cs="Times New Roman"/>
+          <w:sz w:val="22"/>
+          <w:szCs w:val="22"/>
+        </w:rPr>
+      </w:pPr>
+    </w:p>
+    <w:p>
+      <w:pPr>
+        <w:spacing w:line="360" w:lineRule="auto"/>
+        <w:jc w:val="both"/>
+        <w:rPr>
+          <w:rFonts w:ascii="Times New Roman" w:hAnsi="Times New Roman" w:cs="Times New Roman"/>
+          <w:sz w:val="22"/>
+          <w:szCs w:val="22"/>
+        </w:rPr>
+      </w:pPr>
+    </w:p>
+    <w:p>
+      <w:pPr>
+        <w:spacing w:line="360" w:lineRule="auto"/>
+        <w:jc w:val="both"/>
+        <w:rPr>
+          <w:rFonts w:ascii="Times New Roman" w:hAnsi="Times New Roman" w:cs="Times New Roman"/>
+          <w:sz w:val="22"/>
+          <w:szCs w:val="22"/>
+        </w:rPr>
+      </w:pPr>
+    </w:p>
+    <w:p>
+      <w:pPr>
+        <w:spacing w:line="360" w:lineRule="auto"/>
+        <w:jc w:val="both"/>
+        <w:rPr>
+          <w:rFonts w:ascii="Times New Roman" w:hAnsi="Times New Roman" w:cs="Times New Roman"/>
+          <w:sz w:val="22"/>
+          <w:szCs w:val="22"/>
+        </w:rPr>
+      </w:pPr>
+    </w:p>
+    <w:p>
+      <w:pPr>
+        <w:spacing w:line="360" w:lineRule="auto"/>
+        <w:jc w:val="both"/>
+        <w:rPr>
+          <w:rFonts w:ascii="Times New Roman" w:hAnsi="Times New Roman" w:cs="Times New Roman"/>
+          <w:sz w:val="22"/>
+          <w:szCs w:val="22"/>
+        </w:rPr>
+      </w:pPr>
+    </w:p>
+    <w:p>
+      <w:pPr>
+        <w:spacing w:line="360" w:lineRule="auto"/>
+        <w:jc w:val="both"/>
+        <w:rPr>
+          <w:rFonts w:ascii="Times New Roman" w:hAnsi="Times New Roman" w:cs="Times New Roman"/>
+          <w:sz w:val="22"/>
+          <w:szCs w:val="22"/>
+        </w:rPr>
+      </w:pPr>
+    </w:p>
+    <w:p>
+      <w:pPr>
+        <w:spacing w:line="360" w:lineRule="auto"/>
+        <w:jc w:val="both"/>
+        <w:rPr>
+          <w:rFonts w:ascii="Times New Roman" w:hAnsi="Times New Roman" w:cs="Times New Roman"/>
+          <w:sz w:val="22"/>
+          <w:szCs w:val="22"/>
+        </w:rPr>
+      </w:pPr>
+      <w:r>
+        <w:rPr>
+          <w:rFonts w:ascii="Times New Roman" w:hAnsi="Times New Roman" w:cs="Times New Roman"/>
+          <w:sz w:val="22"/>
+          <w:szCs w:val="22"/>
+        </w:rPr>
         <w:t>“I initially considered using the website’s calendar filter to collect different months. However, the calendar appeared to be controlled through JavaScript in the browser interface. Since the events were already available in the HTML, I kept the scraping strategy simpler and instead used the date strings to identify whether events included May, June, or July.</w:t>
       </w:r>
     </w:p>
-    <w:p/>
-    <w:p/>
-    <w:p>
-      <w:r>
-        <w:t>One difficulty was that the website did not present the event data as a simple HTML table. Instead, the relevant information appeared inside repeated event cards mixed with other page elements, such as navigation menus, filters, icons, and section titles. At first, this made the extracted text look messy, especially when using broad XPath queries such as //div or //*[text()].</w:t>
-      </w:r>
-    </w:p>
-    <w:p>
-      <w:r>
-        <w:t>E depois:</w:t>
-      </w:r>
-    </w:p>
-    <w:p>
-      <w:r>
+    <w:p>
+      <w:pPr>
+        <w:spacing w:line="360" w:lineRule="auto"/>
+        <w:jc w:val="both"/>
+        <w:rPr>
+          <w:rFonts w:ascii="Times New Roman" w:hAnsi="Times New Roman" w:cs="Times New Roman"/>
+          <w:sz w:val="22"/>
+          <w:szCs w:val="22"/>
+        </w:rPr>
+      </w:pPr>
+    </w:p>
+    <w:p>
+      <w:pPr>
+        <w:spacing w:line="360" w:lineRule="auto"/>
+        <w:jc w:val="both"/>
+        <w:rPr>
+          <w:rFonts w:ascii="Times New Roman" w:hAnsi="Times New Roman" w:cs="Times New Roman"/>
+          <w:sz w:val="22"/>
+          <w:szCs w:val="22"/>
+        </w:rPr>
+      </w:pPr>
+    </w:p>
+    <w:p>
+      <w:pPr>
+        <w:spacing w:line="360" w:lineRule="auto"/>
+        <w:jc w:val="both"/>
+        <w:rPr>
+          <w:rFonts w:ascii="Times New Roman" w:hAnsi="Times New Roman" w:cs="Times New Roman"/>
+          <w:sz w:val="22"/>
+          <w:szCs w:val="22"/>
+        </w:rPr>
+      </w:pPr>
+      <w:r>
+        <w:rPr>
+          <w:rFonts w:ascii="Times New Roman" w:hAnsi="Times New Roman" w:cs="Times New Roman"/>
+          <w:sz w:val="22"/>
+          <w:szCs w:val="22"/>
+        </w:rPr>
+        <w:t>One difficulty was that the website did not present the event data as a simple HTML table. Instead, the relevant information appeared inside repeated event cards mixed with other page elements, such as navigation menus, filters, icons, and section titles. At first, this made the extracted text look messy, especially when using broad XPath queries such as //div or //*[</w:t>
+      </w:r>
+      <w:proofErr w:type="gramStart"/>
+      <w:r>
+        <w:rPr>
+          <w:rFonts w:ascii="Times New Roman" w:hAnsi="Times New Roman" w:cs="Times New Roman"/>
+          <w:sz w:val="22"/>
+          <w:szCs w:val="22"/>
+        </w:rPr>
+        <w:t>text(</w:t>
+      </w:r>
+      <w:proofErr w:type="gramEnd"/>
+      <w:r>
+        <w:rPr>
+          <w:rFonts w:ascii="Times New Roman" w:hAnsi="Times New Roman" w:cs="Times New Roman"/>
+          <w:sz w:val="22"/>
+          <w:szCs w:val="22"/>
+        </w:rPr>
+        <w:t>)].</w:t>
+      </w:r>
+    </w:p>
+    <w:p>
+      <w:pPr>
+        <w:spacing w:line="360" w:lineRule="auto"/>
+        <w:jc w:val="both"/>
+        <w:rPr>
+          <w:rFonts w:ascii="Times New Roman" w:hAnsi="Times New Roman" w:cs="Times New Roman"/>
+          <w:sz w:val="22"/>
+          <w:szCs w:val="22"/>
+        </w:rPr>
+      </w:pPr>
+      <w:r>
+        <w:rPr>
+          <w:rFonts w:ascii="Times New Roman" w:hAnsi="Times New Roman" w:cs="Times New Roman"/>
+          <w:sz w:val="22"/>
+          <w:szCs w:val="22"/>
+        </w:rPr>
+        <w:t xml:space="preserve">E </w:t>
+      </w:r>
+      <w:proofErr w:type="spellStart"/>
+      <w:r>
+        <w:rPr>
+          <w:rFonts w:ascii="Times New Roman" w:hAnsi="Times New Roman" w:cs="Times New Roman"/>
+          <w:sz w:val="22"/>
+          <w:szCs w:val="22"/>
+        </w:rPr>
+        <w:t>depois</w:t>
+      </w:r>
+      <w:proofErr w:type="spellEnd"/>
+      <w:r>
+        <w:rPr>
+          <w:rFonts w:ascii="Times New Roman" w:hAnsi="Times New Roman" w:cs="Times New Roman"/>
+          <w:sz w:val="22"/>
+          <w:szCs w:val="22"/>
+        </w:rPr>
+        <w:t>:</w:t>
+      </w:r>
+    </w:p>
+    <w:p>
+      <w:pPr>
+        <w:spacing w:line="360" w:lineRule="auto"/>
+        <w:jc w:val="both"/>
+        <w:rPr>
+          <w:rFonts w:ascii="Times New Roman" w:hAnsi="Times New Roman" w:cs="Times New Roman"/>
+          <w:sz w:val="22"/>
+          <w:szCs w:val="22"/>
+        </w:rPr>
+      </w:pPr>
+      <w:r>
+        <w:rPr>
+          <w:rFonts w:ascii="Times New Roman" w:hAnsi="Times New Roman" w:cs="Times New Roman"/>
+          <w:sz w:val="22"/>
+          <w:szCs w:val="22"/>
+        </w:rPr>
         <w:lastRenderedPageBreak/>
         <w:t>To solve this, I inspected the order of the text elements and identified a repeated pattern around the phrase “Calendar icon”: category, event name, Calendar icon, date, Location icon, and location. I used this pattern to extract the event information. However, because this approach depends on relative positions in the HTML, some non-category text could be captured if the structure changed or if extra elements appeared around the event cards.</w:t>
       </w:r>
     </w:p>
     <w:p>
       <w:pPr>
-        <w:rPr>
+        <w:spacing w:line="360" w:lineRule="auto"/>
+        <w:jc w:val="both"/>
+        <w:rPr>
+          <w:rFonts w:ascii="Times New Roman" w:hAnsi="Times New Roman" w:cs="Times New Roman"/>
+          <w:sz w:val="22"/>
+          <w:szCs w:val="22"/>
           <w:lang w:val="pt-BR"/>
         </w:rPr>
       </w:pPr>
       <w:r>
         <w:rPr>
+          <w:rFonts w:ascii="Times New Roman" w:hAnsi="Times New Roman" w:cs="Times New Roman"/>
+          <w:sz w:val="22"/>
+          <w:szCs w:val="22"/>
           <w:lang w:val="pt-BR"/>
         </w:rPr>
         <w:t>E a parte da correção:</w:t>
       </w:r>
     </w:p>
     <w:p>
-      <w:r>
+      <w:pPr>
+        <w:spacing w:line="360" w:lineRule="auto"/>
+        <w:jc w:val="both"/>
+        <w:rPr>
+          <w:rFonts w:ascii="Times New Roman" w:hAnsi="Times New Roman" w:cs="Times New Roman"/>
+          <w:sz w:val="22"/>
+          <w:szCs w:val="22"/>
+        </w:rPr>
+      </w:pPr>
+      <w:r>
+        <w:rPr>
+          <w:rFonts w:ascii="Times New Roman" w:hAnsi="Times New Roman" w:cs="Times New Roman"/>
+          <w:sz w:val="22"/>
+          <w:szCs w:val="22"/>
+        </w:rPr>
         <w:t>As a cleaning step, I created a list of valid event categories based on the category filters shown on the website, such as Music, Exhibitions, Sports &amp; Wellbeing, Stage &amp; Film, and Fairs. I then kept only rows where the extracted category matched one of these valid categories. This reduced noise from the extraction and made the final category analysis more reliable.</w:t>
       </w:r>
     </w:p>
     <w:p>
       <w:pPr>
-        <w:rPr>
+        <w:spacing w:line="360" w:lineRule="auto"/>
+        <w:jc w:val="both"/>
+        <w:rPr>
+          <w:rFonts w:ascii="Times New Roman" w:hAnsi="Times New Roman" w:cs="Times New Roman"/>
+          <w:sz w:val="22"/>
+          <w:szCs w:val="22"/>
           <w:lang w:val="pt-BR"/>
         </w:rPr>
       </w:pPr>
       <w:r>
         <w:rPr>
+          <w:rFonts w:ascii="Times New Roman" w:hAnsi="Times New Roman" w:cs="Times New Roman"/>
+          <w:sz w:val="22"/>
+          <w:szCs w:val="22"/>
           <w:lang w:val="pt-BR"/>
         </w:rPr>
-        <w:t>Em português bem simples: o problema não foi “erro seu”, foi porque o site é meio bagunçado para scraping. Ele foi feito para humanos verem bonito no navegador, não para o R transformar diretamente em tabela.</w:t>
-      </w:r>
-    </w:p>
-    <w:p>
-      <w:pPr>
-        <w:rPr>
+        <w:t xml:space="preserve">Em português bem simples: o problema não foi “erro seu”, foi porque o site é meio bagunçado para </w:t>
+      </w:r>
+      <w:proofErr w:type="spellStart"/>
+      <w:r>
+        <w:rPr>
+          <w:rFonts w:ascii="Times New Roman" w:hAnsi="Times New Roman" w:cs="Times New Roman"/>
+          <w:sz w:val="22"/>
+          <w:szCs w:val="22"/>
           <w:lang w:val="pt-BR"/>
         </w:rPr>
-      </w:pPr>
-      <w:r>
-        <w:rPr>
+        <w:t>scraping</w:t>
+      </w:r>
+      <w:proofErr w:type="spellEnd"/>
+      <w:r>
+        <w:rPr>
+          <w:rFonts w:ascii="Times New Roman" w:hAnsi="Times New Roman" w:cs="Times New Roman"/>
+          <w:sz w:val="22"/>
+          <w:szCs w:val="22"/>
           <w:lang w:val="pt-BR"/>
         </w:rPr>
+        <w:t>. Ele foi feito para humanos verem bonito no navegador, não para o R transformar diretamente em tabela.</w:t>
+      </w:r>
+    </w:p>
+    <w:p>
+      <w:pPr>
+        <w:spacing w:line="360" w:lineRule="auto"/>
+        <w:jc w:val="both"/>
+        <w:rPr>
+          <w:rFonts w:ascii="Times New Roman" w:hAnsi="Times New Roman" w:cs="Times New Roman"/>
+          <w:sz w:val="22"/>
+          <w:szCs w:val="22"/>
+          <w:lang w:val="pt-BR"/>
+        </w:rPr>
+      </w:pPr>
+      <w:r>
+        <w:rPr>
+          <w:rFonts w:ascii="Times New Roman" w:hAnsi="Times New Roman" w:cs="Times New Roman"/>
+          <w:sz w:val="22"/>
+          <w:szCs w:val="22"/>
+          <w:lang w:val="pt-BR"/>
+        </w:rPr>
         <w:t>A frase mais bonita para seu relatório seria:</w:t>
       </w:r>
     </w:p>
     <w:p>
-      <w:r>
+      <w:pPr>
+        <w:spacing w:line="360" w:lineRule="auto"/>
+        <w:jc w:val="both"/>
+        <w:rPr>
+          <w:rFonts w:ascii="Times New Roman" w:hAnsi="Times New Roman" w:cs="Times New Roman"/>
+          <w:sz w:val="22"/>
+          <w:szCs w:val="22"/>
+        </w:rPr>
+      </w:pPr>
+      <w:r>
+        <w:rPr>
+          <w:rFonts w:ascii="Times New Roman" w:hAnsi="Times New Roman" w:cs="Times New Roman"/>
+          <w:sz w:val="22"/>
+          <w:szCs w:val="22"/>
+        </w:rPr>
         <w:t>This issue showed one limitation of scraping websites that are not structured as tables: the HTML layout is designed for visual presentation, not for direct data extraction. Because of this, I had to inspect the page structure, test different XPath expressions, identify repeated textual patterns, and add an extra cleaning step to validate the extracted categories.</w:t>
       </w:r>
     </w:p>
-    <w:p/>
-    <w:p/>
-    <w:p/>
-    <w:p>
-      <w:r>
-        <w:t>Another difficulty appeared when extracting addresses from the individual event pages. Some pages listed only the venue, street address, and city, while others included a postal code between the street address and the city. My first extraction treated the postal code as the city. To fix this, I added a regular expression to detect Swedish postal codes and stored them in a separate postal_code column.</w:t>
-      </w:r>
-    </w:p>
-    <w:p>
-      <w:r>
+    <w:p>
+      <w:pPr>
+        <w:spacing w:line="360" w:lineRule="auto"/>
+        <w:jc w:val="both"/>
+        <w:rPr>
+          <w:rFonts w:ascii="Times New Roman" w:hAnsi="Times New Roman" w:cs="Times New Roman"/>
+          <w:sz w:val="22"/>
+          <w:szCs w:val="22"/>
+        </w:rPr>
+      </w:pPr>
+    </w:p>
+    <w:p>
+      <w:pPr>
+        <w:spacing w:line="360" w:lineRule="auto"/>
+        <w:jc w:val="both"/>
+        <w:rPr>
+          <w:rFonts w:ascii="Times New Roman" w:hAnsi="Times New Roman" w:cs="Times New Roman"/>
+          <w:sz w:val="22"/>
+          <w:szCs w:val="22"/>
+        </w:rPr>
+      </w:pPr>
+    </w:p>
+    <w:p>
+      <w:pPr>
+        <w:spacing w:line="360" w:lineRule="auto"/>
+        <w:jc w:val="both"/>
+        <w:rPr>
+          <w:rFonts w:ascii="Times New Roman" w:hAnsi="Times New Roman" w:cs="Times New Roman"/>
+          <w:sz w:val="22"/>
+          <w:szCs w:val="22"/>
+        </w:rPr>
+      </w:pPr>
+    </w:p>
+    <w:p>
+      <w:pPr>
+        <w:spacing w:line="360" w:lineRule="auto"/>
+        <w:jc w:val="both"/>
+        <w:rPr>
+          <w:rFonts w:ascii="Times New Roman" w:hAnsi="Times New Roman" w:cs="Times New Roman"/>
+          <w:sz w:val="22"/>
+          <w:szCs w:val="22"/>
+        </w:rPr>
+      </w:pPr>
+      <w:r>
+        <w:rPr>
+          <w:rFonts w:ascii="Times New Roman" w:hAnsi="Times New Roman" w:cs="Times New Roman"/>
+          <w:sz w:val="22"/>
+          <w:szCs w:val="22"/>
+        </w:rPr>
+        <w:t xml:space="preserve">Another difficulty </w:t>
+      </w:r>
+      <w:proofErr w:type="gramStart"/>
+      <w:r>
+        <w:rPr>
+          <w:rFonts w:ascii="Times New Roman" w:hAnsi="Times New Roman" w:cs="Times New Roman"/>
+          <w:sz w:val="22"/>
+          <w:szCs w:val="22"/>
+        </w:rPr>
+        <w:t>appeared</w:t>
+      </w:r>
+      <w:proofErr w:type="gramEnd"/>
+      <w:r>
+        <w:rPr>
+          <w:rFonts w:ascii="Times New Roman" w:hAnsi="Times New Roman" w:cs="Times New Roman"/>
+          <w:sz w:val="22"/>
+          <w:szCs w:val="22"/>
+        </w:rPr>
+        <w:t xml:space="preserve"> when extracting addresses from the individual event pages. Some pages listed only the venue, street address, and city, while others included a postal code between the street address and the city. My first extraction treated the postal code as the city. To fix this, I added a regular expression to detect Swedish postal codes and stored them in a separate </w:t>
+      </w:r>
+      <w:proofErr w:type="spellStart"/>
+      <w:r>
+        <w:rPr>
+          <w:rFonts w:ascii="Times New Roman" w:hAnsi="Times New Roman" w:cs="Times New Roman"/>
+          <w:sz w:val="22"/>
+          <w:szCs w:val="22"/>
+        </w:rPr>
+        <w:t>postal_code</w:t>
+      </w:r>
+      <w:proofErr w:type="spellEnd"/>
+      <w:r>
+        <w:rPr>
+          <w:rFonts w:ascii="Times New Roman" w:hAnsi="Times New Roman" w:cs="Times New Roman"/>
+          <w:sz w:val="22"/>
+          <w:szCs w:val="22"/>
+        </w:rPr>
+        <w:t xml:space="preserve"> column.</w:t>
+      </w:r>
+    </w:p>
+    <w:p>
+      <w:pPr>
+        <w:spacing w:line="360" w:lineRule="auto"/>
+        <w:jc w:val="both"/>
+        <w:rPr>
+          <w:rFonts w:ascii="Times New Roman" w:hAnsi="Times New Roman" w:cs="Times New Roman"/>
+          <w:sz w:val="22"/>
+          <w:szCs w:val="22"/>
+        </w:rPr>
+      </w:pPr>
+      <w:r>
+        <w:rPr>
+          <w:rFonts w:ascii="Times New Roman" w:hAnsi="Times New Roman" w:cs="Times New Roman"/>
+          <w:sz w:val="22"/>
+          <w:szCs w:val="22"/>
+        </w:rPr>
         <w:lastRenderedPageBreak/>
         <w:drawing>
           <wp:inline distT="0" distB="0" distL="0" distR="0" wp14:anchorId="7D2235C2" wp14:editId="247559FA">
@@ -228,63 +947,1121 @@
       </w:r>
     </w:p>
     <w:p>
-      <w:r>
+      <w:pPr>
+        <w:spacing w:line="360" w:lineRule="auto"/>
+        <w:jc w:val="both"/>
+        <w:rPr>
+          <w:rFonts w:ascii="Times New Roman" w:hAnsi="Times New Roman" w:cs="Times New Roman"/>
+          <w:sz w:val="22"/>
+          <w:szCs w:val="22"/>
+        </w:rPr>
+      </w:pPr>
+      <w:r>
+        <w:rPr>
+          <w:rFonts w:ascii="Times New Roman" w:hAnsi="Times New Roman" w:cs="Times New Roman"/>
+          <w:sz w:val="22"/>
+          <w:szCs w:val="22"/>
+        </w:rPr>
         <w:t xml:space="preserve">The script was like </w:t>
       </w:r>
     </w:p>
     <w:p>
-      <w:r>
-        <w:t>subpage_venue &lt;- c()</w:t>
-      </w:r>
-    </w:p>
-    <w:p>
-      <w:r>
-        <w:t>subpage_street_address &lt;- c()</w:t>
-      </w:r>
-    </w:p>
-    <w:p>
-      <w:r>
-        <w:t>subpage_city &lt;- c()</w:t>
-      </w:r>
-    </w:p>
-    <w:p>
-      <w:r>
+      <w:pPr>
+        <w:spacing w:line="360" w:lineRule="auto"/>
+        <w:jc w:val="both"/>
+        <w:rPr>
+          <w:rFonts w:ascii="Times New Roman" w:hAnsi="Times New Roman" w:cs="Times New Roman"/>
+          <w:sz w:val="22"/>
+          <w:szCs w:val="22"/>
+        </w:rPr>
+      </w:pPr>
+      <w:proofErr w:type="spellStart"/>
+      <w:r>
+        <w:rPr>
+          <w:rFonts w:ascii="Times New Roman" w:hAnsi="Times New Roman" w:cs="Times New Roman"/>
+          <w:sz w:val="22"/>
+          <w:szCs w:val="22"/>
+        </w:rPr>
+        <w:t>subpage_venue</w:t>
+      </w:r>
+      <w:proofErr w:type="spellEnd"/>
+      <w:r>
+        <w:rPr>
+          <w:rFonts w:ascii="Times New Roman" w:hAnsi="Times New Roman" w:cs="Times New Roman"/>
+          <w:sz w:val="22"/>
+          <w:szCs w:val="22"/>
+        </w:rPr>
+        <w:t xml:space="preserve"> &lt;- </w:t>
+      </w:r>
+      <w:proofErr w:type="gramStart"/>
+      <w:r>
+        <w:rPr>
+          <w:rFonts w:ascii="Times New Roman" w:hAnsi="Times New Roman" w:cs="Times New Roman"/>
+          <w:sz w:val="22"/>
+          <w:szCs w:val="22"/>
+        </w:rPr>
+        <w:t>c(</w:t>
+      </w:r>
+      <w:proofErr w:type="gramEnd"/>
+      <w:r>
+        <w:rPr>
+          <w:rFonts w:ascii="Times New Roman" w:hAnsi="Times New Roman" w:cs="Times New Roman"/>
+          <w:sz w:val="22"/>
+          <w:szCs w:val="22"/>
+        </w:rPr>
+        <w:t>)</w:t>
+      </w:r>
+    </w:p>
+    <w:p>
+      <w:pPr>
+        <w:spacing w:line="360" w:lineRule="auto"/>
+        <w:jc w:val="both"/>
+        <w:rPr>
+          <w:rFonts w:ascii="Times New Roman" w:hAnsi="Times New Roman" w:cs="Times New Roman"/>
+          <w:sz w:val="22"/>
+          <w:szCs w:val="22"/>
+        </w:rPr>
+      </w:pPr>
+      <w:proofErr w:type="spellStart"/>
+      <w:r>
+        <w:rPr>
+          <w:rFonts w:ascii="Times New Roman" w:hAnsi="Times New Roman" w:cs="Times New Roman"/>
+          <w:sz w:val="22"/>
+          <w:szCs w:val="22"/>
+        </w:rPr>
+        <w:t>subpage_street_address</w:t>
+      </w:r>
+      <w:proofErr w:type="spellEnd"/>
+      <w:r>
+        <w:rPr>
+          <w:rFonts w:ascii="Times New Roman" w:hAnsi="Times New Roman" w:cs="Times New Roman"/>
+          <w:sz w:val="22"/>
+          <w:szCs w:val="22"/>
+        </w:rPr>
+        <w:t xml:space="preserve"> &lt;- </w:t>
+      </w:r>
+      <w:proofErr w:type="gramStart"/>
+      <w:r>
+        <w:rPr>
+          <w:rFonts w:ascii="Times New Roman" w:hAnsi="Times New Roman" w:cs="Times New Roman"/>
+          <w:sz w:val="22"/>
+          <w:szCs w:val="22"/>
+        </w:rPr>
+        <w:t>c(</w:t>
+      </w:r>
+      <w:proofErr w:type="gramEnd"/>
+      <w:r>
+        <w:rPr>
+          <w:rFonts w:ascii="Times New Roman" w:hAnsi="Times New Roman" w:cs="Times New Roman"/>
+          <w:sz w:val="22"/>
+          <w:szCs w:val="22"/>
+        </w:rPr>
+        <w:t>)</w:t>
+      </w:r>
+    </w:p>
+    <w:p>
+      <w:pPr>
+        <w:spacing w:line="360" w:lineRule="auto"/>
+        <w:jc w:val="both"/>
+        <w:rPr>
+          <w:rFonts w:ascii="Times New Roman" w:hAnsi="Times New Roman" w:cs="Times New Roman"/>
+          <w:sz w:val="22"/>
+          <w:szCs w:val="22"/>
+        </w:rPr>
+      </w:pPr>
+      <w:proofErr w:type="spellStart"/>
+      <w:r>
+        <w:rPr>
+          <w:rFonts w:ascii="Times New Roman" w:hAnsi="Times New Roman" w:cs="Times New Roman"/>
+          <w:sz w:val="22"/>
+          <w:szCs w:val="22"/>
+        </w:rPr>
+        <w:t>subpage_city</w:t>
+      </w:r>
+      <w:proofErr w:type="spellEnd"/>
+      <w:r>
+        <w:rPr>
+          <w:rFonts w:ascii="Times New Roman" w:hAnsi="Times New Roman" w:cs="Times New Roman"/>
+          <w:sz w:val="22"/>
+          <w:szCs w:val="22"/>
+        </w:rPr>
+        <w:t xml:space="preserve"> &lt;- </w:t>
+      </w:r>
+      <w:proofErr w:type="gramStart"/>
+      <w:r>
+        <w:rPr>
+          <w:rFonts w:ascii="Times New Roman" w:hAnsi="Times New Roman" w:cs="Times New Roman"/>
+          <w:sz w:val="22"/>
+          <w:szCs w:val="22"/>
+        </w:rPr>
+        <w:t>c(</w:t>
+      </w:r>
+      <w:proofErr w:type="gramEnd"/>
+      <w:r>
+        <w:rPr>
+          <w:rFonts w:ascii="Times New Roman" w:hAnsi="Times New Roman" w:cs="Times New Roman"/>
+          <w:sz w:val="22"/>
+          <w:szCs w:val="22"/>
+        </w:rPr>
+        <w:t>)</w:t>
+      </w:r>
+    </w:p>
+    <w:p>
+      <w:pPr>
+        <w:spacing w:line="360" w:lineRule="auto"/>
+        <w:jc w:val="both"/>
+        <w:rPr>
+          <w:rFonts w:ascii="Times New Roman" w:hAnsi="Times New Roman" w:cs="Times New Roman"/>
+          <w:sz w:val="22"/>
+          <w:szCs w:val="22"/>
+        </w:rPr>
+      </w:pPr>
+      <w:r>
+        <w:rPr>
+          <w:rFonts w:ascii="Times New Roman" w:hAnsi="Times New Roman" w:cs="Times New Roman"/>
+          <w:sz w:val="22"/>
+          <w:szCs w:val="22"/>
+        </w:rPr>
         <w:t xml:space="preserve">I replaced with </w:t>
       </w:r>
       <w:r>
+        <w:rPr>
+          <w:rFonts w:ascii="Times New Roman" w:hAnsi="Times New Roman" w:cs="Times New Roman"/>
+          <w:sz w:val="22"/>
+          <w:szCs w:val="22"/>
+        </w:rPr>
         <w:br/>
       </w:r>
       <w:r>
+        <w:rPr>
+          <w:rFonts w:ascii="Times New Roman" w:hAnsi="Times New Roman" w:cs="Times New Roman"/>
+          <w:sz w:val="22"/>
+          <w:szCs w:val="22"/>
+        </w:rPr>
         <w:t>Replace it with:</w:t>
       </w:r>
     </w:p>
     <w:p>
-      <w:r>
-        <w:t>subpage_venue &lt;- c()</w:t>
-      </w:r>
-      <w:r>
+      <w:pPr>
+        <w:spacing w:line="360" w:lineRule="auto"/>
+        <w:jc w:val="both"/>
+        <w:rPr>
+          <w:rFonts w:ascii="Times New Roman" w:hAnsi="Times New Roman" w:cs="Times New Roman"/>
+          <w:sz w:val="22"/>
+          <w:szCs w:val="22"/>
+        </w:rPr>
+      </w:pPr>
+      <w:proofErr w:type="spellStart"/>
+      <w:r>
+        <w:rPr>
+          <w:rFonts w:ascii="Times New Roman" w:hAnsi="Times New Roman" w:cs="Times New Roman"/>
+          <w:sz w:val="22"/>
+          <w:szCs w:val="22"/>
+        </w:rPr>
+        <w:t>subpage_venue</w:t>
+      </w:r>
+      <w:proofErr w:type="spellEnd"/>
+      <w:r>
+        <w:rPr>
+          <w:rFonts w:ascii="Times New Roman" w:hAnsi="Times New Roman" w:cs="Times New Roman"/>
+          <w:sz w:val="22"/>
+          <w:szCs w:val="22"/>
+        </w:rPr>
+        <w:t xml:space="preserve"> &lt;- </w:t>
+      </w:r>
+      <w:proofErr w:type="gramStart"/>
+      <w:r>
+        <w:rPr>
+          <w:rFonts w:ascii="Times New Roman" w:hAnsi="Times New Roman" w:cs="Times New Roman"/>
+          <w:sz w:val="22"/>
+          <w:szCs w:val="22"/>
+        </w:rPr>
+        <w:t>c(</w:t>
+      </w:r>
+      <w:proofErr w:type="gramEnd"/>
+      <w:r>
+        <w:rPr>
+          <w:rFonts w:ascii="Times New Roman" w:hAnsi="Times New Roman" w:cs="Times New Roman"/>
+          <w:sz w:val="22"/>
+          <w:szCs w:val="22"/>
+        </w:rPr>
+        <w:t>)</w:t>
+      </w:r>
+      <w:r>
+        <w:rPr>
+          <w:rFonts w:ascii="Times New Roman" w:hAnsi="Times New Roman" w:cs="Times New Roman"/>
+          <w:sz w:val="22"/>
+          <w:szCs w:val="22"/>
+        </w:rPr>
         <w:br/>
-        <w:t>subpage_street_address &lt;- c()</w:t>
-      </w:r>
-      <w:r>
+      </w:r>
+      <w:proofErr w:type="spellStart"/>
+      <w:r>
+        <w:rPr>
+          <w:rFonts w:ascii="Times New Roman" w:hAnsi="Times New Roman" w:cs="Times New Roman"/>
+          <w:sz w:val="22"/>
+          <w:szCs w:val="22"/>
+        </w:rPr>
+        <w:t>subpage_street_address</w:t>
+      </w:r>
+      <w:proofErr w:type="spellEnd"/>
+      <w:r>
+        <w:rPr>
+          <w:rFonts w:ascii="Times New Roman" w:hAnsi="Times New Roman" w:cs="Times New Roman"/>
+          <w:sz w:val="22"/>
+          <w:szCs w:val="22"/>
+        </w:rPr>
+        <w:t xml:space="preserve"> &lt;- </w:t>
+      </w:r>
+      <w:proofErr w:type="gramStart"/>
+      <w:r>
+        <w:rPr>
+          <w:rFonts w:ascii="Times New Roman" w:hAnsi="Times New Roman" w:cs="Times New Roman"/>
+          <w:sz w:val="22"/>
+          <w:szCs w:val="22"/>
+        </w:rPr>
+        <w:t>c(</w:t>
+      </w:r>
+      <w:proofErr w:type="gramEnd"/>
+      <w:r>
+        <w:rPr>
+          <w:rFonts w:ascii="Times New Roman" w:hAnsi="Times New Roman" w:cs="Times New Roman"/>
+          <w:sz w:val="22"/>
+          <w:szCs w:val="22"/>
+        </w:rPr>
+        <w:t>)</w:t>
+      </w:r>
+      <w:r>
+        <w:rPr>
+          <w:rFonts w:ascii="Times New Roman" w:hAnsi="Times New Roman" w:cs="Times New Roman"/>
+          <w:sz w:val="22"/>
+          <w:szCs w:val="22"/>
+        </w:rPr>
         <w:br/>
-        <w:t>subpage_postal_code &lt;- c()</w:t>
-      </w:r>
-      <w:r>
+      </w:r>
+      <w:proofErr w:type="spellStart"/>
+      <w:r>
+        <w:rPr>
+          <w:rFonts w:ascii="Times New Roman" w:hAnsi="Times New Roman" w:cs="Times New Roman"/>
+          <w:sz w:val="22"/>
+          <w:szCs w:val="22"/>
+        </w:rPr>
+        <w:t>subpage_postal_code</w:t>
+      </w:r>
+      <w:proofErr w:type="spellEnd"/>
+      <w:r>
+        <w:rPr>
+          <w:rFonts w:ascii="Times New Roman" w:hAnsi="Times New Roman" w:cs="Times New Roman"/>
+          <w:sz w:val="22"/>
+          <w:szCs w:val="22"/>
+        </w:rPr>
+        <w:t xml:space="preserve"> &lt;- </w:t>
+      </w:r>
+      <w:proofErr w:type="gramStart"/>
+      <w:r>
+        <w:rPr>
+          <w:rFonts w:ascii="Times New Roman" w:hAnsi="Times New Roman" w:cs="Times New Roman"/>
+          <w:sz w:val="22"/>
+          <w:szCs w:val="22"/>
+        </w:rPr>
+        <w:t>c(</w:t>
+      </w:r>
+      <w:proofErr w:type="gramEnd"/>
+      <w:r>
+        <w:rPr>
+          <w:rFonts w:ascii="Times New Roman" w:hAnsi="Times New Roman" w:cs="Times New Roman"/>
+          <w:sz w:val="22"/>
+          <w:szCs w:val="22"/>
+        </w:rPr>
+        <w:t>)</w:t>
+      </w:r>
+      <w:r>
+        <w:rPr>
+          <w:rFonts w:ascii="Times New Roman" w:hAnsi="Times New Roman" w:cs="Times New Roman"/>
+          <w:sz w:val="22"/>
+          <w:szCs w:val="22"/>
+        </w:rPr>
         <w:br/>
-        <w:t>subpage_city &lt;- c()</w:t>
-      </w:r>
-    </w:p>
-    <w:p/>
-    <w:p/>
-    <w:p/>
-    <w:p/>
-    <w:p/>
-    <w:p/>
-    <w:p/>
-    <w:p/>
-    <w:p/>
-    <w:p/>
+      </w:r>
+      <w:proofErr w:type="spellStart"/>
+      <w:r>
+        <w:rPr>
+          <w:rFonts w:ascii="Times New Roman" w:hAnsi="Times New Roman" w:cs="Times New Roman"/>
+          <w:sz w:val="22"/>
+          <w:szCs w:val="22"/>
+        </w:rPr>
+        <w:t>subpage_city</w:t>
+      </w:r>
+      <w:proofErr w:type="spellEnd"/>
+      <w:r>
+        <w:rPr>
+          <w:rFonts w:ascii="Times New Roman" w:hAnsi="Times New Roman" w:cs="Times New Roman"/>
+          <w:sz w:val="22"/>
+          <w:szCs w:val="22"/>
+        </w:rPr>
+        <w:t xml:space="preserve"> &lt;- </w:t>
+      </w:r>
+      <w:proofErr w:type="gramStart"/>
+      <w:r>
+        <w:rPr>
+          <w:rFonts w:ascii="Times New Roman" w:hAnsi="Times New Roman" w:cs="Times New Roman"/>
+          <w:sz w:val="22"/>
+          <w:szCs w:val="22"/>
+        </w:rPr>
+        <w:t>c(</w:t>
+      </w:r>
+      <w:proofErr w:type="gramEnd"/>
+      <w:r>
+        <w:rPr>
+          <w:rFonts w:ascii="Times New Roman" w:hAnsi="Times New Roman" w:cs="Times New Roman"/>
+          <w:sz w:val="22"/>
+          <w:szCs w:val="22"/>
+        </w:rPr>
+        <w:t>)</w:t>
+      </w:r>
+    </w:p>
+    <w:p>
+      <w:pPr>
+        <w:spacing w:line="360" w:lineRule="auto"/>
+        <w:jc w:val="both"/>
+        <w:rPr>
+          <w:rFonts w:ascii="Times New Roman" w:hAnsi="Times New Roman" w:cs="Times New Roman"/>
+          <w:sz w:val="22"/>
+          <w:szCs w:val="22"/>
+        </w:rPr>
+      </w:pPr>
+    </w:p>
+    <w:p>
+      <w:pPr>
+        <w:spacing w:line="360" w:lineRule="auto"/>
+        <w:jc w:val="both"/>
+        <w:rPr>
+          <w:rFonts w:ascii="Times New Roman" w:hAnsi="Times New Roman" w:cs="Times New Roman"/>
+          <w:sz w:val="22"/>
+          <w:szCs w:val="22"/>
+        </w:rPr>
+      </w:pPr>
+    </w:p>
+    <w:p>
+      <w:pPr>
+        <w:spacing w:line="360" w:lineRule="auto"/>
+        <w:jc w:val="both"/>
+        <w:rPr>
+          <w:rFonts w:ascii="Times New Roman" w:hAnsi="Times New Roman" w:cs="Times New Roman"/>
+          <w:sz w:val="22"/>
+          <w:szCs w:val="22"/>
+        </w:rPr>
+      </w:pPr>
+    </w:p>
+    <w:p>
+      <w:pPr>
+        <w:spacing w:line="360" w:lineRule="auto"/>
+        <w:jc w:val="both"/>
+        <w:rPr>
+          <w:rFonts w:ascii="Times New Roman" w:hAnsi="Times New Roman" w:cs="Times New Roman"/>
+          <w:sz w:val="22"/>
+          <w:szCs w:val="22"/>
+        </w:rPr>
+      </w:pPr>
+    </w:p>
+    <w:p>
+      <w:pPr>
+        <w:spacing w:line="360" w:lineRule="auto"/>
+        <w:jc w:val="both"/>
+        <w:rPr>
+          <w:rFonts w:ascii="Times New Roman" w:hAnsi="Times New Roman" w:cs="Times New Roman"/>
+          <w:sz w:val="22"/>
+          <w:szCs w:val="22"/>
+        </w:rPr>
+      </w:pPr>
+    </w:p>
+    <w:p>
+      <w:pPr>
+        <w:spacing w:line="360" w:lineRule="auto"/>
+        <w:jc w:val="both"/>
+        <w:rPr>
+          <w:rFonts w:ascii="Times New Roman" w:hAnsi="Times New Roman" w:cs="Times New Roman"/>
+          <w:sz w:val="22"/>
+          <w:szCs w:val="22"/>
+        </w:rPr>
+      </w:pPr>
+    </w:p>
+    <w:p>
+      <w:pPr>
+        <w:spacing w:line="360" w:lineRule="auto"/>
+        <w:jc w:val="both"/>
+        <w:rPr>
+          <w:rFonts w:ascii="Times New Roman" w:hAnsi="Times New Roman" w:cs="Times New Roman"/>
+          <w:sz w:val="22"/>
+          <w:szCs w:val="22"/>
+        </w:rPr>
+      </w:pPr>
+    </w:p>
+    <w:p>
+      <w:pPr>
+        <w:spacing w:line="360" w:lineRule="auto"/>
+        <w:jc w:val="both"/>
+        <w:rPr>
+          <w:rFonts w:ascii="Times New Roman" w:hAnsi="Times New Roman" w:cs="Times New Roman"/>
+          <w:sz w:val="22"/>
+          <w:szCs w:val="22"/>
+        </w:rPr>
+      </w:pPr>
+    </w:p>
+    <w:p>
+      <w:pPr>
+        <w:spacing w:line="360" w:lineRule="auto"/>
+        <w:jc w:val="both"/>
+        <w:rPr>
+          <w:rFonts w:ascii="Times New Roman" w:hAnsi="Times New Roman" w:cs="Times New Roman"/>
+          <w:sz w:val="22"/>
+          <w:szCs w:val="22"/>
+        </w:rPr>
+      </w:pPr>
+    </w:p>
+    <w:p>
+      <w:pPr>
+        <w:spacing w:line="360" w:lineRule="auto"/>
+        <w:jc w:val="both"/>
+        <w:rPr>
+          <w:rFonts w:ascii="Times New Roman" w:hAnsi="Times New Roman" w:cs="Times New Roman"/>
+          <w:sz w:val="22"/>
+          <w:szCs w:val="22"/>
+        </w:rPr>
+      </w:pPr>
+      <w:r>
+        <w:rPr>
+          <w:rFonts w:ascii="Times New Roman" w:hAnsi="Times New Roman" w:cs="Times New Roman"/>
+          <w:sz w:val="22"/>
+          <w:szCs w:val="22"/>
+        </w:rPr>
+        <w:pict w14:anchorId="01976B32">
+          <v:rect id="_x0000_i1031" style="width:0;height:1.5pt" o:hralign="center" o:hrstd="t" o:hr="t" fillcolor="#a0a0a0" stroked="f"/>
+        </w:pict>
+      </w:r>
+    </w:p>
+    <w:p>
+      <w:pPr>
+        <w:spacing w:line="360" w:lineRule="auto"/>
+        <w:jc w:val="both"/>
+        <w:rPr>
+          <w:rFonts w:ascii="Times New Roman" w:hAnsi="Times New Roman" w:cs="Times New Roman"/>
+          <w:sz w:val="22"/>
+          <w:szCs w:val="22"/>
+        </w:rPr>
+      </w:pPr>
+      <w:r>
+        <w:rPr>
+          <w:rFonts w:ascii="Times New Roman" w:hAnsi="Times New Roman" w:cs="Times New Roman"/>
+          <w:b/>
+          <w:bCs/>
+          <w:sz w:val="22"/>
+          <w:szCs w:val="22"/>
+        </w:rPr>
+        <w:t>Project 1 Report, Scraping Event Information from Visit Stockholm</w:t>
+      </w:r>
+    </w:p>
+    <w:p>
+      <w:pPr>
+        <w:spacing w:line="360" w:lineRule="auto"/>
+        <w:jc w:val="both"/>
+        <w:rPr>
+          <w:rFonts w:ascii="Times New Roman" w:hAnsi="Times New Roman" w:cs="Times New Roman"/>
+          <w:sz w:val="22"/>
+          <w:szCs w:val="22"/>
+        </w:rPr>
+      </w:pPr>
+      <w:r>
+        <w:rPr>
+          <w:rFonts w:ascii="Times New Roman" w:hAnsi="Times New Roman" w:cs="Times New Roman"/>
+          <w:sz w:val="22"/>
+          <w:szCs w:val="22"/>
+        </w:rPr>
+        <w:t xml:space="preserve">For this project, my guiding question was: </w:t>
+      </w:r>
+      <w:r>
+        <w:rPr>
+          <w:rFonts w:ascii="Times New Roman" w:hAnsi="Times New Roman" w:cs="Times New Roman"/>
+          <w:b/>
+          <w:bCs/>
+          <w:sz w:val="22"/>
+          <w:szCs w:val="22"/>
+        </w:rPr>
+        <w:t>What kinds of events are currently promoted on the Visit Stockholm events page, and how are they distributed by category and location?</w:t>
+      </w:r>
+      <w:r>
+        <w:rPr>
+          <w:rFonts w:ascii="Times New Roman" w:hAnsi="Times New Roman" w:cs="Times New Roman"/>
+          <w:sz w:val="22"/>
+          <w:szCs w:val="22"/>
+        </w:rPr>
+        <w:t xml:space="preserve"> I chose the Visit Stockholm events page because it contains public information about cultural and social events in Stockholm, such as event names, categories, dates, locations, and links to individual event pages. Since I live in Sweden, I also found this dataset personally interesting, while </w:t>
+      </w:r>
+      <w:proofErr w:type="gramStart"/>
+      <w:r>
+        <w:rPr>
+          <w:rFonts w:ascii="Times New Roman" w:hAnsi="Times New Roman" w:cs="Times New Roman"/>
+          <w:sz w:val="22"/>
+          <w:szCs w:val="22"/>
+        </w:rPr>
+        <w:t>still keeping</w:t>
+      </w:r>
+      <w:proofErr w:type="gramEnd"/>
+      <w:r>
+        <w:rPr>
+          <w:rFonts w:ascii="Times New Roman" w:hAnsi="Times New Roman" w:cs="Times New Roman"/>
+          <w:sz w:val="22"/>
+          <w:szCs w:val="22"/>
+        </w:rPr>
+        <w:t xml:space="preserve"> the project focused on public and non-sensitive data.</w:t>
+      </w:r>
+    </w:p>
+    <w:p>
+      <w:pPr>
+        <w:spacing w:line="360" w:lineRule="auto"/>
+        <w:jc w:val="both"/>
+        <w:rPr>
+          <w:rFonts w:ascii="Times New Roman" w:hAnsi="Times New Roman" w:cs="Times New Roman"/>
+          <w:sz w:val="22"/>
+          <w:szCs w:val="22"/>
+        </w:rPr>
+      </w:pPr>
+      <w:r>
+        <w:rPr>
+          <w:rFonts w:ascii="Times New Roman" w:hAnsi="Times New Roman" w:cs="Times New Roman"/>
+          <w:sz w:val="22"/>
+          <w:szCs w:val="22"/>
+        </w:rPr>
+        <w:t xml:space="preserve">Before scraping the website, I checked whether the event information was available in </w:t>
+      </w:r>
+      <w:proofErr w:type="gramStart"/>
+      <w:r>
+        <w:rPr>
+          <w:rFonts w:ascii="Times New Roman" w:hAnsi="Times New Roman" w:cs="Times New Roman"/>
+          <w:sz w:val="22"/>
+          <w:szCs w:val="22"/>
+        </w:rPr>
+        <w:t>the HTML</w:t>
+      </w:r>
+      <w:proofErr w:type="gramEnd"/>
+      <w:r>
+        <w:rPr>
+          <w:rFonts w:ascii="Times New Roman" w:hAnsi="Times New Roman" w:cs="Times New Roman"/>
+          <w:sz w:val="22"/>
+          <w:szCs w:val="22"/>
+        </w:rPr>
+        <w:t xml:space="preserve">. This was important because if the events were loaded only through JavaScript, I would probably need Selenium. I searched for a known event name in </w:t>
+      </w:r>
+      <w:proofErr w:type="gramStart"/>
+      <w:r>
+        <w:rPr>
+          <w:rFonts w:ascii="Times New Roman" w:hAnsi="Times New Roman" w:cs="Times New Roman"/>
+          <w:sz w:val="22"/>
+          <w:szCs w:val="22"/>
+        </w:rPr>
+        <w:t>the HTML</w:t>
+      </w:r>
+      <w:proofErr w:type="gramEnd"/>
+      <w:r>
+        <w:rPr>
+          <w:rFonts w:ascii="Times New Roman" w:hAnsi="Times New Roman" w:cs="Times New Roman"/>
+          <w:sz w:val="22"/>
+          <w:szCs w:val="22"/>
+        </w:rPr>
+        <w:t xml:space="preserve"> and confirmed that the event data was already present. Because of that, I continued with a regular HTML scraping approach using </w:t>
+      </w:r>
+      <w:proofErr w:type="spellStart"/>
+      <w:r>
+        <w:rPr>
+          <w:rFonts w:ascii="Times New Roman" w:hAnsi="Times New Roman" w:cs="Times New Roman"/>
+          <w:sz w:val="22"/>
+          <w:szCs w:val="22"/>
+        </w:rPr>
+        <w:t>httr</w:t>
+      </w:r>
+      <w:proofErr w:type="spellEnd"/>
+      <w:r>
+        <w:rPr>
+          <w:rFonts w:ascii="Times New Roman" w:hAnsi="Times New Roman" w:cs="Times New Roman"/>
+          <w:sz w:val="22"/>
+          <w:szCs w:val="22"/>
+        </w:rPr>
+        <w:t>, XML, and XPath.</w:t>
+      </w:r>
+    </w:p>
+    <w:p>
+      <w:pPr>
+        <w:spacing w:line="360" w:lineRule="auto"/>
+        <w:jc w:val="both"/>
+        <w:rPr>
+          <w:rFonts w:ascii="Times New Roman" w:hAnsi="Times New Roman" w:cs="Times New Roman"/>
+          <w:sz w:val="22"/>
+          <w:szCs w:val="22"/>
+        </w:rPr>
+      </w:pPr>
+      <w:r>
+        <w:rPr>
+          <w:rFonts w:ascii="Times New Roman" w:hAnsi="Times New Roman" w:cs="Times New Roman"/>
+          <w:sz w:val="22"/>
+          <w:szCs w:val="22"/>
+        </w:rPr>
+        <w:t xml:space="preserve">The first step was to download the main events page using </w:t>
+      </w:r>
+      <w:proofErr w:type="gramStart"/>
+      <w:r>
+        <w:rPr>
+          <w:rFonts w:ascii="Times New Roman" w:hAnsi="Times New Roman" w:cs="Times New Roman"/>
+          <w:sz w:val="22"/>
+          <w:szCs w:val="22"/>
+        </w:rPr>
+        <w:t>GET(</w:t>
+      </w:r>
+      <w:proofErr w:type="gramEnd"/>
+      <w:r>
+        <w:rPr>
+          <w:rFonts w:ascii="Times New Roman" w:hAnsi="Times New Roman" w:cs="Times New Roman"/>
+          <w:sz w:val="22"/>
+          <w:szCs w:val="22"/>
+        </w:rPr>
+        <w:t>) and check the HTTP status code. The request returned status code 200, which meant the page was downloaded successfully. I also checked the response headers and confirmed that the content type was HTML with UTF-8 encoding. After that, I converted the raw response content into readable HTML text and saved a local copy of the page as visitstockholm.html. This made it easier to test the code without repeatedly requesting the website.</w:t>
+      </w:r>
+    </w:p>
+    <w:p>
+      <w:pPr>
+        <w:spacing w:line="360" w:lineRule="auto"/>
+        <w:jc w:val="both"/>
+        <w:rPr>
+          <w:rFonts w:ascii="Times New Roman" w:hAnsi="Times New Roman" w:cs="Times New Roman"/>
+          <w:sz w:val="22"/>
+          <w:szCs w:val="22"/>
+        </w:rPr>
+      </w:pPr>
+      <w:r>
+        <w:rPr>
+          <w:rFonts w:ascii="Times New Roman" w:hAnsi="Times New Roman" w:cs="Times New Roman"/>
+          <w:sz w:val="22"/>
+          <w:szCs w:val="22"/>
+        </w:rPr>
+        <w:t xml:space="preserve">I then parsed the HTML into a DOM tree using </w:t>
+      </w:r>
+      <w:proofErr w:type="spellStart"/>
+      <w:proofErr w:type="gramStart"/>
+      <w:r>
+        <w:rPr>
+          <w:rFonts w:ascii="Times New Roman" w:hAnsi="Times New Roman" w:cs="Times New Roman"/>
+          <w:sz w:val="22"/>
+          <w:szCs w:val="22"/>
+        </w:rPr>
+        <w:t>htmlParse</w:t>
+      </w:r>
+      <w:proofErr w:type="spellEnd"/>
+      <w:r>
+        <w:rPr>
+          <w:rFonts w:ascii="Times New Roman" w:hAnsi="Times New Roman" w:cs="Times New Roman"/>
+          <w:sz w:val="22"/>
+          <w:szCs w:val="22"/>
+        </w:rPr>
+        <w:t>(</w:t>
+      </w:r>
+      <w:proofErr w:type="gramEnd"/>
+      <w:r>
+        <w:rPr>
+          <w:rFonts w:ascii="Times New Roman" w:hAnsi="Times New Roman" w:cs="Times New Roman"/>
+          <w:sz w:val="22"/>
+          <w:szCs w:val="22"/>
+        </w:rPr>
+        <w:t xml:space="preserve">). This allowed me to use XPath to explore the structure of the page. I tested different tags such as h1, h2, h3, a, p, span, div, and time. The event names were stored in h3 elements, and the event links were stored in a </w:t>
+      </w:r>
+      <w:proofErr w:type="gramStart"/>
+      <w:r>
+        <w:rPr>
+          <w:rFonts w:ascii="Times New Roman" w:hAnsi="Times New Roman" w:cs="Times New Roman"/>
+          <w:sz w:val="22"/>
+          <w:szCs w:val="22"/>
+        </w:rPr>
+        <w:t>elements</w:t>
+      </w:r>
+      <w:proofErr w:type="gramEnd"/>
+      <w:r>
+        <w:rPr>
+          <w:rFonts w:ascii="Times New Roman" w:hAnsi="Times New Roman" w:cs="Times New Roman"/>
+          <w:sz w:val="22"/>
+          <w:szCs w:val="22"/>
+        </w:rPr>
+        <w:t>. I used a regular expression to keep only links that followed the Visit Stockholm event page pattern.</w:t>
+      </w:r>
+    </w:p>
+    <w:p>
+      <w:pPr>
+        <w:spacing w:line="360" w:lineRule="auto"/>
+        <w:jc w:val="both"/>
+        <w:rPr>
+          <w:rFonts w:ascii="Times New Roman" w:hAnsi="Times New Roman" w:cs="Times New Roman"/>
+          <w:sz w:val="22"/>
+          <w:szCs w:val="22"/>
+        </w:rPr>
+      </w:pPr>
+      <w:r>
+        <w:rPr>
+          <w:rFonts w:ascii="Times New Roman" w:hAnsi="Times New Roman" w:cs="Times New Roman"/>
+          <w:sz w:val="22"/>
+          <w:szCs w:val="22"/>
+        </w:rPr>
+        <w:t xml:space="preserve">One difficulty was that the website did not present the event information as a clean HTML table. The dates, categories, and locations were mixed with other page elements, such as menus, filters, icons, and section titles. For example, paragraph tags and time tags did not contain the data I needed, and the div tags </w:t>
+      </w:r>
+      <w:proofErr w:type="gramStart"/>
+      <w:r>
+        <w:rPr>
+          <w:rFonts w:ascii="Times New Roman" w:hAnsi="Times New Roman" w:cs="Times New Roman"/>
+          <w:sz w:val="22"/>
+          <w:szCs w:val="22"/>
+        </w:rPr>
+        <w:t>returned</w:t>
+      </w:r>
+      <w:proofErr w:type="gramEnd"/>
+      <w:r>
+        <w:rPr>
+          <w:rFonts w:ascii="Times New Roman" w:hAnsi="Times New Roman" w:cs="Times New Roman"/>
+          <w:sz w:val="22"/>
+          <w:szCs w:val="22"/>
+        </w:rPr>
+        <w:t xml:space="preserve"> very long and messy text. To solve this, I extracted all text elements and inspected their order. I found a repeated pattern around the phrase “Calendar icon”: category, event name, Calendar icon, date, Location icon, and location. I used this pattern to extract the event category, event name, date, and location.</w:t>
+      </w:r>
+    </w:p>
+    <w:p>
+      <w:pPr>
+        <w:spacing w:line="360" w:lineRule="auto"/>
+        <w:jc w:val="both"/>
+        <w:rPr>
+          <w:rFonts w:ascii="Times New Roman" w:hAnsi="Times New Roman" w:cs="Times New Roman"/>
+          <w:sz w:val="22"/>
+          <w:szCs w:val="22"/>
+        </w:rPr>
+      </w:pPr>
+      <w:r>
+        <w:rPr>
+          <w:rFonts w:ascii="Times New Roman" w:hAnsi="Times New Roman" w:cs="Times New Roman"/>
+          <w:sz w:val="22"/>
+          <w:szCs w:val="22"/>
+        </w:rPr>
+        <w:lastRenderedPageBreak/>
+        <w:t xml:space="preserve">Another issue was that one event appeared more than once because the website showed it in different sections. I </w:t>
+      </w:r>
+      <w:proofErr w:type="gramStart"/>
+      <w:r>
+        <w:rPr>
+          <w:rFonts w:ascii="Times New Roman" w:hAnsi="Times New Roman" w:cs="Times New Roman"/>
+          <w:sz w:val="22"/>
+          <w:szCs w:val="22"/>
+        </w:rPr>
+        <w:t>checked for</w:t>
+      </w:r>
+      <w:proofErr w:type="gramEnd"/>
+      <w:r>
+        <w:rPr>
+          <w:rFonts w:ascii="Times New Roman" w:hAnsi="Times New Roman" w:cs="Times New Roman"/>
+          <w:sz w:val="22"/>
+          <w:szCs w:val="22"/>
+        </w:rPr>
+        <w:t xml:space="preserve"> duplicates using event name and link </w:t>
+      </w:r>
+      <w:proofErr w:type="gramStart"/>
+      <w:r>
+        <w:rPr>
+          <w:rFonts w:ascii="Times New Roman" w:hAnsi="Times New Roman" w:cs="Times New Roman"/>
+          <w:sz w:val="22"/>
+          <w:szCs w:val="22"/>
+        </w:rPr>
+        <w:t>together, and</w:t>
+      </w:r>
+      <w:proofErr w:type="gramEnd"/>
+      <w:r>
+        <w:rPr>
+          <w:rFonts w:ascii="Times New Roman" w:hAnsi="Times New Roman" w:cs="Times New Roman"/>
+          <w:sz w:val="22"/>
+          <w:szCs w:val="22"/>
+        </w:rPr>
+        <w:t xml:space="preserve"> removed duplicated rows. I also noticed that, because the extraction depended on relative text positions, some non-category text could be captured as a category. To solve this, I created a list of valid categories based on </w:t>
+      </w:r>
+      <w:proofErr w:type="gramStart"/>
+      <w:r>
+        <w:rPr>
+          <w:rFonts w:ascii="Times New Roman" w:hAnsi="Times New Roman" w:cs="Times New Roman"/>
+          <w:sz w:val="22"/>
+          <w:szCs w:val="22"/>
+        </w:rPr>
+        <w:t>the website</w:t>
+      </w:r>
+      <w:proofErr w:type="gramEnd"/>
+      <w:r>
+        <w:rPr>
+          <w:rFonts w:ascii="Times New Roman" w:hAnsi="Times New Roman" w:cs="Times New Roman"/>
+          <w:sz w:val="22"/>
+          <w:szCs w:val="22"/>
+        </w:rPr>
+        <w:t xml:space="preserve"> filters, such as Music, Exhibitions, Sports &amp; Wellbeing, Stage &amp; Film, and Fairs. I kept only rows where the extracted category matched one of these valid categories.</w:t>
+      </w:r>
+    </w:p>
+    <w:p>
+      <w:pPr>
+        <w:spacing w:line="360" w:lineRule="auto"/>
+        <w:jc w:val="both"/>
+        <w:rPr>
+          <w:rFonts w:ascii="Times New Roman" w:hAnsi="Times New Roman" w:cs="Times New Roman"/>
+          <w:sz w:val="22"/>
+          <w:szCs w:val="22"/>
+        </w:rPr>
+      </w:pPr>
+      <w:r>
+        <w:rPr>
+          <w:rFonts w:ascii="Times New Roman" w:hAnsi="Times New Roman" w:cs="Times New Roman"/>
+          <w:sz w:val="22"/>
+          <w:szCs w:val="22"/>
+        </w:rPr>
+        <w:t xml:space="preserve">To meet the requirement that the crawler visits more than one page, I used the event links extracted from the main page to automatically visit each individual event page. From these subpages, I extracted the title, status code, event description, venue name, street address, and city. This made the dataset richer than only using the main page. I also found a problem when extracting addresses: in some pages, a postal code appeared between the street address and </w:t>
+      </w:r>
+      <w:proofErr w:type="gramStart"/>
+      <w:r>
+        <w:rPr>
+          <w:rFonts w:ascii="Times New Roman" w:hAnsi="Times New Roman" w:cs="Times New Roman"/>
+          <w:sz w:val="22"/>
+          <w:szCs w:val="22"/>
+        </w:rPr>
+        <w:t>the city, so the</w:t>
+      </w:r>
+      <w:proofErr w:type="gramEnd"/>
+      <w:r>
+        <w:rPr>
+          <w:rFonts w:ascii="Times New Roman" w:hAnsi="Times New Roman" w:cs="Times New Roman"/>
+          <w:sz w:val="22"/>
+          <w:szCs w:val="22"/>
+        </w:rPr>
+        <w:t xml:space="preserve"> city column could accidentally contain a postal code. To fix this, I added a regular expression to identify Swedish postal codes and separate them from the city when necessary.</w:t>
+      </w:r>
+    </w:p>
+    <w:p>
+      <w:pPr>
+        <w:spacing w:line="360" w:lineRule="auto"/>
+        <w:jc w:val="both"/>
+        <w:rPr>
+          <w:rFonts w:ascii="Times New Roman" w:hAnsi="Times New Roman" w:cs="Times New Roman"/>
+          <w:sz w:val="22"/>
+          <w:szCs w:val="22"/>
+        </w:rPr>
+      </w:pPr>
+      <w:r>
+        <w:rPr>
+          <w:rFonts w:ascii="Times New Roman" w:hAnsi="Times New Roman" w:cs="Times New Roman"/>
+          <w:sz w:val="22"/>
+          <w:szCs w:val="22"/>
+        </w:rPr>
+        <w:t xml:space="preserve">I also faced an encoding issue when opening the CSV file in Excel. Some Swedish characters, such as å, ä, ö, and some dashes, appeared as strange symbols. I checked the encoding in R and confirmed that the website used UTF-8. The problem seemed to happen mostly when Excel opened the CSV with the wrong encoding. To reduce this issue, I used </w:t>
+      </w:r>
+      <w:proofErr w:type="spellStart"/>
+      <w:r>
+        <w:rPr>
+          <w:rFonts w:ascii="Times New Roman" w:hAnsi="Times New Roman" w:cs="Times New Roman"/>
+          <w:sz w:val="22"/>
+          <w:szCs w:val="22"/>
+        </w:rPr>
+        <w:t>write_excel_</w:t>
+      </w:r>
+      <w:proofErr w:type="gramStart"/>
+      <w:r>
+        <w:rPr>
+          <w:rFonts w:ascii="Times New Roman" w:hAnsi="Times New Roman" w:cs="Times New Roman"/>
+          <w:sz w:val="22"/>
+          <w:szCs w:val="22"/>
+        </w:rPr>
+        <w:t>csv</w:t>
+      </w:r>
+      <w:proofErr w:type="spellEnd"/>
+      <w:r>
+        <w:rPr>
+          <w:rFonts w:ascii="Times New Roman" w:hAnsi="Times New Roman" w:cs="Times New Roman"/>
+          <w:sz w:val="22"/>
+          <w:szCs w:val="22"/>
+        </w:rPr>
+        <w:t>(</w:t>
+      </w:r>
+      <w:proofErr w:type="gramEnd"/>
+      <w:r>
+        <w:rPr>
+          <w:rFonts w:ascii="Times New Roman" w:hAnsi="Times New Roman" w:cs="Times New Roman"/>
+          <w:sz w:val="22"/>
+          <w:szCs w:val="22"/>
+        </w:rPr>
+        <w:t xml:space="preserve">) from the </w:t>
+      </w:r>
+      <w:proofErr w:type="spellStart"/>
+      <w:r>
+        <w:rPr>
+          <w:rFonts w:ascii="Times New Roman" w:hAnsi="Times New Roman" w:cs="Times New Roman"/>
+          <w:sz w:val="22"/>
+          <w:szCs w:val="22"/>
+        </w:rPr>
+        <w:t>readr</w:t>
+      </w:r>
+      <w:proofErr w:type="spellEnd"/>
+      <w:r>
+        <w:rPr>
+          <w:rFonts w:ascii="Times New Roman" w:hAnsi="Times New Roman" w:cs="Times New Roman"/>
+          <w:sz w:val="22"/>
+          <w:szCs w:val="22"/>
+        </w:rPr>
+        <w:t xml:space="preserve"> package, which is more suitable for opening UTF-8 CSV files in Excel.</w:t>
+      </w:r>
+    </w:p>
+    <w:p>
+      <w:pPr>
+        <w:spacing w:line="360" w:lineRule="auto"/>
+        <w:jc w:val="both"/>
+        <w:rPr>
+          <w:rFonts w:ascii="Times New Roman" w:hAnsi="Times New Roman" w:cs="Times New Roman"/>
+          <w:sz w:val="22"/>
+          <w:szCs w:val="22"/>
+        </w:rPr>
+      </w:pPr>
+      <w:r>
+        <w:rPr>
+          <w:rFonts w:ascii="Times New Roman" w:hAnsi="Times New Roman" w:cs="Times New Roman"/>
+          <w:sz w:val="22"/>
+          <w:szCs w:val="22"/>
+        </w:rPr>
+        <w:t>For the analysis, I created summary tables of events by category, location, and duration type. I used a regular expression to classify events as single-day or multi-day events, depending on whether the date contained a dash. I also created a horizontal bar plot showing the number of events by category. I used a horizontal plot because some category names were long, and a vertical plot cut off the labels.</w:t>
+      </w:r>
+    </w:p>
+    <w:p>
+      <w:pPr>
+        <w:spacing w:line="360" w:lineRule="auto"/>
+        <w:jc w:val="both"/>
+        <w:rPr>
+          <w:rFonts w:ascii="Times New Roman" w:hAnsi="Times New Roman" w:cs="Times New Roman"/>
+          <w:sz w:val="22"/>
+          <w:szCs w:val="22"/>
+        </w:rPr>
+      </w:pPr>
+      <w:r>
+        <w:rPr>
+          <w:rFonts w:ascii="Times New Roman" w:hAnsi="Times New Roman" w:cs="Times New Roman"/>
+          <w:sz w:val="22"/>
+          <w:szCs w:val="22"/>
+        </w:rPr>
+        <w:t xml:space="preserve">As an additional enrichment step, I used the </w:t>
+      </w:r>
+      <w:proofErr w:type="spellStart"/>
+      <w:r>
+        <w:rPr>
+          <w:rFonts w:ascii="Times New Roman" w:hAnsi="Times New Roman" w:cs="Times New Roman"/>
+          <w:sz w:val="22"/>
+          <w:szCs w:val="22"/>
+        </w:rPr>
+        <w:t>Nominatim</w:t>
+      </w:r>
+      <w:proofErr w:type="spellEnd"/>
+      <w:r>
+        <w:rPr>
+          <w:rFonts w:ascii="Times New Roman" w:hAnsi="Times New Roman" w:cs="Times New Roman"/>
+          <w:sz w:val="22"/>
+          <w:szCs w:val="22"/>
+        </w:rPr>
+        <w:t>/OpenStreetMap API to retrieve latitude and longitude from the event addresses. I only sent unique address queries and added a pause between requests to avoid sending too many requests too quickly.</w:t>
+      </w:r>
+    </w:p>
+    <w:p>
+      <w:pPr>
+        <w:spacing w:line="360" w:lineRule="auto"/>
+        <w:jc w:val="both"/>
+        <w:rPr>
+          <w:rFonts w:ascii="Times New Roman" w:hAnsi="Times New Roman" w:cs="Times New Roman"/>
+          <w:sz w:val="22"/>
+          <w:szCs w:val="22"/>
+        </w:rPr>
+      </w:pPr>
+      <w:r>
+        <w:rPr>
+          <w:rFonts w:ascii="Times New Roman" w:hAnsi="Times New Roman" w:cs="Times New Roman"/>
+          <w:sz w:val="22"/>
+          <w:szCs w:val="22"/>
+        </w:rPr>
+        <w:t>Ethically and legally, I worked only with public event information from an official tourism website. I did not collect personal data, did not access private pages, and did not use login credentials. I also included pauses between requests when visiting subpages and when using the API. Since the event data was already available in the HTML, I did not use Selenium or any method to bypass website restrictions.</w:t>
+      </w:r>
+    </w:p>
+    <w:p>
+      <w:pPr>
+        <w:spacing w:line="360" w:lineRule="auto"/>
+        <w:jc w:val="both"/>
+        <w:rPr>
+          <w:rFonts w:ascii="Times New Roman" w:hAnsi="Times New Roman" w:cs="Times New Roman"/>
+          <w:sz w:val="22"/>
+          <w:szCs w:val="22"/>
+        </w:rPr>
+      </w:pPr>
+      <w:r>
+        <w:rPr>
+          <w:rFonts w:ascii="Times New Roman" w:hAnsi="Times New Roman" w:cs="Times New Roman"/>
+          <w:sz w:val="22"/>
+          <w:szCs w:val="22"/>
+        </w:rPr>
+        <w:t xml:space="preserve">For the peer-review requirement, I sent my script to </w:t>
+      </w:r>
+      <w:r>
+        <w:rPr>
+          <w:rFonts w:ascii="Times New Roman" w:hAnsi="Times New Roman" w:cs="Times New Roman"/>
+          <w:b/>
+          <w:bCs/>
+          <w:sz w:val="22"/>
+          <w:szCs w:val="22"/>
+        </w:rPr>
+        <w:t>[student name]</w:t>
+      </w:r>
+      <w:r>
+        <w:rPr>
+          <w:rFonts w:ascii="Times New Roman" w:hAnsi="Times New Roman" w:cs="Times New Roman"/>
+          <w:sz w:val="22"/>
+          <w:szCs w:val="22"/>
+        </w:rPr>
+        <w:t xml:space="preserve"> and I ran the script of </w:t>
+      </w:r>
+      <w:r>
+        <w:rPr>
+          <w:rFonts w:ascii="Times New Roman" w:hAnsi="Times New Roman" w:cs="Times New Roman"/>
+          <w:b/>
+          <w:bCs/>
+          <w:sz w:val="22"/>
+          <w:szCs w:val="22"/>
+        </w:rPr>
+        <w:t>[student name]</w:t>
+      </w:r>
+      <w:r>
+        <w:rPr>
+          <w:rFonts w:ascii="Times New Roman" w:hAnsi="Times New Roman" w:cs="Times New Roman"/>
+          <w:sz w:val="22"/>
+          <w:szCs w:val="22"/>
+        </w:rPr>
+        <w:t>. I reported whether the script ran successfully or whether there were errors.</w:t>
+      </w:r>
+    </w:p>
+    <w:p>
+      <w:pPr>
+        <w:spacing w:line="360" w:lineRule="auto"/>
+        <w:jc w:val="both"/>
+        <w:rPr>
+          <w:rFonts w:ascii="Times New Roman" w:hAnsi="Times New Roman" w:cs="Times New Roman"/>
+          <w:sz w:val="22"/>
+          <w:szCs w:val="22"/>
+        </w:rPr>
+      </w:pPr>
+      <w:r>
+        <w:rPr>
+          <w:rFonts w:ascii="Times New Roman" w:hAnsi="Times New Roman" w:cs="Times New Roman"/>
+          <w:sz w:val="22"/>
+          <w:szCs w:val="22"/>
+        </w:rPr>
+        <w:lastRenderedPageBreak/>
+        <w:t>The final dataset contains one row per unique event and includes event name, category, date, location, link, description, address information, event duration type, and geolocation coordinates. Although the final dataset has a relatively small number of rows, it was created from the main events page plus multiple individual event subpages, and it demonstrates the full process of downloading, parsing, extracting, cleaning, analyzing, and enriching web data.</w:t>
+      </w:r>
+    </w:p>
     <w:p/>
     <w:p/>
     <w:p/>
